--- a/book/bonus/docx/5 Steps to Buying Your First Rental Property in 3 Months.docx
+++ b/book/bonus/docx/5 Steps to Buying Your First Rental Property in 3 Months.docx
@@ -16,7 +16,7 @@
         <w:pStyle w:val="FirstParagraph"/>
       </w:pPr>
       <w:r>
-        <w:t xml:space="preserve">The whole RURAL Method as a month-by-month buying roadmap. Five steps, five letters, one rule: follow them in order, every time. Most first deals die from doing the right steps in the wrong order. My business partner Ryu ran this exact sequence in twelve weeks, spreadsheet to launch, and Lookout Lodge grossed $83,937.81 in its first year live. The book’s own deal timeline runs the same way: 45 days to close, 30 days of light renovation if needed, guests within 90 days.</w:t>
+        <w:t xml:space="preserve">The whole RURAL Method as a month-by-month buying roadmap. Five steps, one rule: follow them in order, every time. Most first deals die from doing the right steps in the wrong order. My business partner Ryu ran this exact sequence in twelve weeks, spreadsheet to launch, and Lookout Lodge grossed $83,937.81 in its first year live. The book’s own deal timeline runs the same way: 45 days to close, 30 days of light renovation if needed, guests within 90 days.</w:t>
       </w:r>
     </w:p>
     <w:p>
@@ -30,7 +30,7 @@
     <w:tbl>
       <w:tblPr>
         <w:tblStyle w:val="Table"/>
-        <w:tblW w:type="pct" w:w="5000"/>
+        <w:tblW w:type="auto" w:w="0"/>
         <w:tblLook w:firstRow="1" w:lastRow="0" w:firstColumn="0" w:lastColumn="0" w:noHBand="0" w:noVBand="0" w:val="0020"/>
         <w:jc w:val="start"/>
       </w:tblPr>
@@ -238,7 +238,7 @@
               <w:jc w:val="left"/>
             </w:pPr>
             <w:r>
-              <w:t xml:space="preserve">U + R — Room for Everyone</w:t>
+              <w:t xml:space="preserve">R — Room for Everyone</w:t>
             </w:r>
           </w:p>
         </w:tc>
@@ -552,13 +552,13 @@
       </w:r>
     </w:p>
     <w:bookmarkEnd w:id="21"/>
-    <w:bookmarkStart w:id="22" w:name="Xf0671b64165f85ae0453306e27c39a4938e7b9e"/>
+    <w:bookmarkStart w:id="22" w:name="X1aad5d6f8cdf857ed5b871820d8ed792424cf84"/>
     <w:p>
       <w:pPr>
         <w:pStyle w:val="Heading2"/>
       </w:pPr>
       <w:r>
-        <w:t xml:space="preserve">Step 3 — Find the House and Negotiate (Weeks 5–8) · U + R</w:t>
+        <w:t xml:space="preserve">Step 3 — Find the House and Negotiate (Weeks 5–8) · R</w:t>
       </w:r>
     </w:p>
     <w:p>
